--- a/Lab/t36/volumen_cilindro_hueco_v1.docx
+++ b/Lab/t36/volumen_cilindro_hueco_v1.docx
@@ -3075,7 +3075,7 @@
         <w:rPr>
           <w:rStyle w:val="CommentTok"/>
         </w:rPr>
-        <w:t xml:space="preserve"># Código Python para generar el cilindro basado en cilindro_v5.py</w:t>
+        <w:t xml:space="preserve"># Código Python para generar el cilindro</w:t>
       </w:r>
       <w:r>
         <w:br/>
@@ -3992,14 +3992,14 @@
     </w:p>
     <w:p>
       <w:pPr>
-        <w:pStyle w:val="CaptionedFigure"/>
+        <w:pStyle w:val="FirstParagraph"/>
       </w:pPr>
       <w:r>
         <w:drawing>
           <wp:inline>
-            <wp:extent cx="5334000" cy="6415216"/>
+            <wp:extent cx="5334000" cy="6520961"/>
             <wp:effectExtent b="0" l="0" r="0" t="0"/>
-            <wp:docPr descr="Cilindro hueco" title="" id="21" name="Picture"/>
+            <wp:docPr descr="" title="" id="21" name="Picture"/>
             <a:graphic>
               <a:graphicData uri="http://schemas.openxmlformats.org/drawingml/2006/picture">
                 <pic:pic>
@@ -4018,7 +4018,7 @@
                   <pic:spPr bwMode="auto">
                     <a:xfrm>
                       <a:off x="0" y="0"/>
-                      <a:ext cx="5334000" cy="6415216"/>
+                      <a:ext cx="5334000" cy="6520961"/>
                     </a:xfrm>
                     <a:prstGeom prst="rect">
                       <a:avLst/>
@@ -4039,18 +4039,10 @@
     </w:p>
     <w:p>
       <w:pPr>
-        <w:pStyle w:val="ImageCaption"/>
-      </w:pPr>
-      <w:r>
-        <w:t xml:space="preserve">Cilindro hueco</w:t>
-      </w:r>
-    </w:p>
-    <w:p>
-      <w:pPr>
         <w:pStyle w:val="BodyText"/>
       </w:pPr>
       <w:r>
-        <w:t xml:space="preserve">¿Cuál medida le falta a Sofía para hallar la cantidad deseada?</w:t>
+        <w:t xml:space="preserve">¿Cuál medida le falta a Miguel para hallar la cantidad deseada?</w:t>
       </w:r>
     </w:p>
     <w:bookmarkStart w:id="23" w:name="answerlist"/>
@@ -4147,7 +4139,7 @@
         <w:pStyle w:val="BodyText"/>
       </w:pPr>
       <w:r>
-        <w:t xml:space="preserve">Para calcular el volumen de aceite necesario para llenar el recipiente cilíndrico hueco, necesitamos calcular el volumen de un cilindro, cuya fórmula es:</w:t>
+        <w:t xml:space="preserve">Para calcular el volumen de líquido necesario para llenar el conducto interior, necesitamos calcular el volumen de un cilindro, cuya fórmula es:</w:t>
       </w:r>
     </w:p>
     <w:p>
@@ -4221,7 +4213,7 @@
         <w:t xml:space="preserve"> </w:t>
       </w:r>
       <w:r>
-        <w:t xml:space="preserve">es el radio (en este caso, el radio interno = 5 dm)</w:t>
+        <w:t xml:space="preserve">es el radio (en este caso, el radio interno = 140 cm)</w:t>
       </w:r>
       <w:r>
         <w:t xml:space="preserve"> </w:t>
@@ -4255,13 +4247,13 @@
         <w:t xml:space="preserve"> </w:t>
       </w:r>
       <w:r>
-        <w:t xml:space="preserve">- Diámetro externo = 15 dm</w:t>
-      </w:r>
-      <w:r>
-        <w:t xml:space="preserve"> </w:t>
-      </w:r>
-      <w:r>
-        <w:t xml:space="preserve">- Radio interno = 5 dm</w:t>
+        <w:t xml:space="preserve">- Diámetro externo = 320 cm</w:t>
+      </w:r>
+      <w:r>
+        <w:t xml:space="preserve"> </w:t>
+      </w:r>
+      <w:r>
+        <w:t xml:space="preserve">- Radio interno = 140 cm</w:t>
       </w:r>
     </w:p>
     <w:p>
@@ -4269,7 +4261,7 @@
         <w:pStyle w:val="BodyText"/>
       </w:pPr>
       <w:r>
-        <w:t xml:space="preserve">Sin embargo, no se nos proporciona la altura del cilindro, que es esencial para calcular el volumen. Por lo tanto, a Sofía le falta conocer la altura del cilindro para poder calcular la cantidad de aceite necesaria.</w:t>
+        <w:t xml:space="preserve">Sin embargo, no se nos proporciona la altura del cilindro, que es esencial para calcular el volumen. Por lo tanto, a Miguel le falta conocer la altura del cilindro para poder calcular la cantidad de líquido necesaria.</w:t>
       </w:r>
     </w:p>
     <w:p>
@@ -4312,7 +4304,7 @@
               </m:dPr>
               <m:e>
                 <m:r>
-                  <m:t>5</m:t>
+                  <m:t>140</m:t>
                 </m:r>
               </m:e>
             </m:d>
@@ -4339,7 +4331,7 @@
           <m:t>=</m:t>
         </m:r>
         <m:r>
-          <m:t>78</m:t>
+          <m:t>61575</m:t>
         </m:r>
         <m:r>
           <m:rPr>
@@ -4348,7 +4340,7 @@
           <m:t>,</m:t>
         </m:r>
         <m:r>
-          <m:t>54</m:t>
+          <m:t>22</m:t>
         </m:r>
         <m:r>
           <m:rPr>
@@ -4364,7 +4356,7 @@
         <w:t xml:space="preserve"> </w:t>
       </w:r>
       <w:r>
-        <w:t xml:space="preserve">dm³</w:t>
+        <w:t xml:space="preserve">cm³</w:t>
       </w:r>
     </w:p>
     <w:bookmarkStart w:id="25" w:name="answerlist-1"/>
@@ -4468,6 +4460,108 @@
       </w:r>
     </w:p>
     <w:bookmarkEnd w:id="27"/>
+    <w:bookmarkStart w:id="28" w:name="metadatos-icfes"/>
+    <w:p>
+      <w:pPr>
+        <w:pStyle w:val="Heading1"/>
+      </w:pPr>
+      <w:r>
+        <w:t xml:space="preserve">Metadatos ICFES</w:t>
+      </w:r>
+    </w:p>
+    <w:p>
+      <w:pPr>
+        <w:pStyle w:val="FirstParagraph"/>
+      </w:pPr>
+      <w:r>
+        <w:t xml:space="preserve">exextra[Tópico]: Geometría</w:t>
+      </w:r>
+      <w:r>
+        <w:t xml:space="preserve"> </w:t>
+      </w:r>
+      <w:r>
+        <w:t xml:space="preserve">exextra[Competencia]: Razonamiento</w:t>
+      </w:r>
+      <w:r>
+        <w:t xml:space="preserve"> </w:t>
+      </w:r>
+      <w:r>
+        <w:t xml:space="preserve">exextra[Dificultad]: Media</w:t>
+      </w:r>
+      <w:r>
+        <w:t xml:space="preserve"> </w:t>
+      </w:r>
+      <w:r>
+        <w:t xml:space="preserve">exextra[Estandar]: Utilizo técnicas y herramientas para la construcción de figuras planas y cuerpos con medidas dadas.</w:t>
+      </w:r>
+      <w:r>
+        <w:t xml:space="preserve"> </w:t>
+      </w:r>
+      <w:r>
+        <w:t xml:space="preserve">exextra[Aprendizaje]: Establecer y utilizar diferentes procedimientos de cálculo para hallar medidas de superficies y volúmenes.</w:t>
+      </w:r>
+      <w:r>
+        <w:t xml:space="preserve"> </w:t>
+      </w:r>
+      <w:r>
+        <w:t xml:space="preserve">exextra[Evidencia]: Resolver problemas que involucran el cálculo de volúmenes de cilindros.</w:t>
+      </w:r>
+      <w:r>
+        <w:t xml:space="preserve"> </w:t>
+      </w:r>
+      <w:r>
+        <w:t xml:space="preserve">exextra[Componente]: Espacial-Métrico</w:t>
+      </w:r>
+      <w:r>
+        <w:t xml:space="preserve"> </w:t>
+      </w:r>
+      <w:r>
+        <w:t xml:space="preserve">exextra[Proceso]: Resolución de problemas</w:t>
+      </w:r>
+      <w:r>
+        <w:t xml:space="preserve"> </w:t>
+      </w:r>
+      <w:r>
+        <w:t xml:space="preserve">exextra[Contexto]: Científico</w:t>
+      </w:r>
+      <w:r>
+        <w:t xml:space="preserve"> </w:t>
+      </w:r>
+      <w:r>
+        <w:t xml:space="preserve">exextra[Estrategia]: Identificar los datos faltantes para resolver un problema de volumen de un cilindro hueco.</w:t>
+      </w:r>
+      <w:r>
+        <w:t xml:space="preserve"> </w:t>
+      </w:r>
+      <w:r>
+        <w:t xml:space="preserve">exextra[Tiempo]: 3 minutos</w:t>
+      </w:r>
+      <w:r>
+        <w:t xml:space="preserve"> </w:t>
+      </w:r>
+      <w:r>
+        <w:t xml:space="preserve">exextra[Pregunta]: 1</w:t>
+      </w:r>
+      <w:r>
+        <w:t xml:space="preserve"> </w:t>
+      </w:r>
+      <w:r>
+        <w:t xml:space="preserve">exextra[Aleatorización]: Si</w:t>
+      </w:r>
+      <w:r>
+        <w:t xml:space="preserve"> </w:t>
+      </w:r>
+      <w:r>
+        <w:t xml:space="preserve">exextra[Esquema]: Selección múltiple con única respuesta</w:t>
+      </w:r>
+      <w:r>
+        <w:t xml:space="preserve"> </w:t>
+      </w:r>
+      <w:r>
+        <w:t xml:space="preserve">exextra[Formato]: Imagen</w:t>
+      </w:r>
+    </w:p>
+    <w:bookmarkEnd w:id="28"/>
     <w:sectPr/>
   </w:body>
 </w:document>
